--- a/web-app/files/docx_templates/APUPZIF2.00013-03-26 - Umowa o przyjmowanie zapłaty IF+_2013_TEMPLATE.docx
+++ b/web-app/files/docx_templates/APUPZIF2.00013-03-26 - Umowa o przyjmowanie zapłaty IF+_2013_TEMPLATE.docx
@@ -7933,8 +7933,6 @@
           <w:docGrid w:linePitch="360"/>
         </w:sectPr>
       </w:pPr>
-      <w:bookmarkStart w:id="21" w:name="_GoBack"/>
-      <w:bookmarkEnd w:id="21"/>
     </w:p>
     <w:p>
       <w:pPr>
@@ -9213,8 +9211,9 @@
                 <w:color w:val="000000"/>
                 <w:sz w:val="16"/>
                 <w:szCs w:val="16"/>
+                <w:lang w:val="pl-PL"/>
               </w:rPr>
-              <w:instrText xml:space="preserve"> MERGEFIELD  "#if($zestawyPOM.size()&gt;$i)$zestawyPOM[$i].PelnaNazwaPunktu#else #end"  \* MERGEFORMAT </w:instrText>
+              <w:instrText xml:space="preserve"> MERGEFIELD  "#if($cardPomPoints.size()&gt;$i)$cardPomPoints[$i].PelnaNazwaPunktu#else #end"  \* MERGEFORMAT </w:instrText>
             </w:r>
             <w:r>
               <w:rPr>
@@ -9233,8 +9232,9 @@
                 <w:color w:val="000000"/>
                 <w:sz w:val="16"/>
                 <w:szCs w:val="16"/>
+                <w:lang w:val="pl-PL"/>
               </w:rPr>
-              <w:t>«#if($zestawyPOM.size()&gt;$i)$zestawyPOM[$i»</w:t>
+              <w:t>«#if($cardPomPoints.size()&gt;$i)$cardPomPoi»</w:t>
             </w:r>
             <w:r>
               <w:rPr>
@@ -9357,9 +9357,8 @@
                 <w:color w:val="000000"/>
                 <w:sz w:val="16"/>
                 <w:szCs w:val="16"/>
-                <w:lang w:val="pl-PL"/>
               </w:rPr>
-              <w:instrText xml:space="preserve"> MERGEFIELD  "#if($zestawyPOM.size()&gt;$i)$zestawyPOM[$i].UlicaINumerDomu / $zestawyPOM[$i].Miejscowosc / $zestawyPOM[$i].KodPocztowy#else #end"  \* MERGEFORMAT </w:instrText>
+              <w:instrText xml:space="preserve"> MERGEFIELD  "#if($cardPomPoints.size()&gt;$i)$cardPomPoints[$i].UlicaINumerDomu / $cardPomPoints[$i].Miejscowosc / $cardPomPoints[$i].KodPocztowy#else #end"  \* MERGEFORMAT </w:instrText>
             </w:r>
             <w:r>
               <w:rPr>
@@ -9377,9 +9376,8 @@
                 <w:color w:val="000000"/>
                 <w:sz w:val="16"/>
                 <w:szCs w:val="16"/>
-                <w:lang w:val="pl-PL"/>
               </w:rPr>
-              <w:t>«#if($zestawyPOM.size()&gt;$i)$zestawyPOM[$i»</w:t>
+              <w:t>«#if($cardPomPoints.size()&gt;$i)$cardPomPoi»</w:t>
             </w:r>
             <w:r>
               <w:rPr>
@@ -9390,6 +9388,8 @@
               </w:rPr>
               <w:fldChar w:fldCharType="end"/>
             </w:r>
+            <w:bookmarkStart w:id="21" w:name="_GoBack"/>
+            <w:bookmarkEnd w:id="21"/>
           </w:p>
         </w:tc>
       </w:tr>
@@ -10038,8 +10038,8 @@
       </w:r>
       <w:smartTag w:uri="lexAThandschemas/lexAThand" w:element="lexATakty">
         <w:smartTagPr>
+          <w:attr w:name="DOCTYPE" w:val="akt"/>
           <w:attr w:name="DocIDENT" w:val="Dz.U.2005.8.60"/>
-          <w:attr w:name="DOCTYPE" w:val="akt"/>
         </w:smartTagPr>
         <w:r>
           <w:rPr>
@@ -12626,7 +12626,7 @@
         <w:sz w:val="16"/>
         <w:szCs w:val="16"/>
       </w:rPr>
-      <w:t>4</w:t>
+      <w:t>5</w:t>
     </w:r>
     <w:r>
       <w:rPr>
@@ -12913,7 +12913,7 @@
           <v:imagedata r:id="rId1" o:title=""/>
           <w10:wrap type="topAndBottom"/>
         </v:shape>
-        <o:OLEObject Type="Embed" ProgID="MSPhotoEd.3" ShapeID="_x0000_s2049" DrawAspect="Content" ObjectID="_1436873161" r:id="rId2"/>
+        <o:OLEObject Type="Embed" ProgID="MSPhotoEd.3" ShapeID="_x0000_s2049" DrawAspect="Content" ObjectID="_1437893836" r:id="rId2"/>
       </w:pict>
     </w:r>
   </w:p>
